--- a/templates/docx_templates/hlp_master_template.docx
+++ b/templates/docx_templates/hlp_master_template.docx
@@ -5,7 +5,7 @@
     <w:tbl>
       <w:tblPr>
         <w:tblStyle w:val="TableGrid"/>
-        <w:tblpPr w:leftFromText="180" w:rightFromText="180" w:vertAnchor="text" w:horzAnchor="margin" w:tblpXSpec="right" w:tblpY="-725"/>
+        <w:tblpPr w:leftFromText="180" w:rightFromText="180" w:vertAnchor="text" w:horzAnchor="page" w:tblpX="1641" w:tblpY="-355"/>
         <w:tblOverlap w:val="never"/>
         <w:tblW w:w="0" w:type="auto"/>
         <w:tblBorders>
@@ -19,15 +19,12 @@
         <w:tblLook w:val="04A0" w:firstRow="1" w:lastRow="0" w:firstColumn="1" w:lastColumn="0" w:noHBand="0" w:noVBand="1"/>
       </w:tblPr>
       <w:tblGrid>
-        <w:gridCol w:w="3150"/>
-        <w:gridCol w:w="2880"/>
-        <w:gridCol w:w="3870"/>
-        <w:gridCol w:w="3600"/>
+        <w:gridCol w:w="13500"/>
       </w:tblGrid>
       <w:tr>
         <w:tc>
           <w:tcPr>
-            <w:tcW w:w="3150" w:type="dxa"/>
+            <w:tcW w:w="13500" w:type="dxa"/>
           </w:tcPr>
           <w:p>
             <w:pPr>
@@ -65,22 +62,8 @@
                 <w:sz w:val="20"/>
                 <w:szCs w:val="20"/>
               </w:rPr>
-              <w:t>{{ school.name }}</w:t>
+              <w:t xml:space="preserve">{{ school.name }}     </w:t>
             </w:r>
-          </w:p>
-        </w:tc>
-        <w:tc>
-          <w:tcPr>
-            <w:tcW w:w="2880" w:type="dxa"/>
-          </w:tcPr>
-          <w:p>
-            <w:pPr>
-              <w:rPr>
-                <w:rFonts w:ascii="Rockwell" w:hAnsi="Rockwell"/>
-                <w:sz w:val="22"/>
-                <w:szCs w:val="22"/>
-              </w:rPr>
-            </w:pPr>
             <w:r>
               <w:rPr>
                 <w:rFonts w:ascii="Rockwell" w:hAnsi="Rockwell"/>
@@ -109,24 +92,8 @@
                 <w:sz w:val="20"/>
                 <w:szCs w:val="20"/>
               </w:rPr>
-              <w:t>{{ subject }}</w:t>
+              <w:t xml:space="preserve">{{ subject }}     </w:t>
             </w:r>
-          </w:p>
-        </w:tc>
-        <w:tc>
-          <w:tcPr>
-            <w:tcW w:w="3870" w:type="dxa"/>
-          </w:tcPr>
-          <w:p>
-            <w:pPr>
-              <w:rPr>
-                <w:rFonts w:ascii="Rockwell" w:hAnsi="Rockwell"/>
-                <w:b/>
-                <w:bCs/>
-                <w:sz w:val="22"/>
-                <w:szCs w:val="22"/>
-              </w:rPr>
-            </w:pPr>
             <w:r>
               <w:rPr>
                 <w:rFonts w:ascii="Rockwell" w:hAnsi="Rockwell"/>
@@ -155,24 +122,8 @@
                 <w:sz w:val="20"/>
                 <w:szCs w:val="20"/>
               </w:rPr>
-              <w:t>{{ teacher.name }}</w:t>
+              <w:t xml:space="preserve">{{ teacher.name }}     </w:t>
             </w:r>
-          </w:p>
-        </w:tc>
-        <w:tc>
-          <w:tcPr>
-            <w:tcW w:w="3600" w:type="dxa"/>
-          </w:tcPr>
-          <w:p>
-            <w:pPr>
-              <w:rPr>
-                <w:rFonts w:ascii="Rockwell" w:hAnsi="Rockwell"/>
-                <w:b/>
-                <w:bCs/>
-                <w:sz w:val="22"/>
-                <w:szCs w:val="22"/>
-              </w:rPr>
-            </w:pPr>
             <w:r>
               <w:rPr>
                 <w:rFonts w:ascii="Rockwell" w:hAnsi="Rockwell"/>
@@ -405,16 +356,16 @@
         <w:noProof/>
       </w:rPr>
       <w:drawing>
-        <wp:anchor distT="0" distB="0" distL="114300" distR="114300" simplePos="0" relativeHeight="251658240" behindDoc="1" locked="0" layoutInCell="1" allowOverlap="1" wp14:anchorId="2C648F4C" wp14:editId="672E5F61">
+        <wp:anchor distT="0" distB="0" distL="114300" distR="114300" simplePos="0" relativeHeight="251658240" behindDoc="1" locked="0" layoutInCell="1" allowOverlap="1" wp14:anchorId="2C648F4C" wp14:editId="58358995">
           <wp:simplePos x="0" y="0"/>
           <wp:positionH relativeFrom="column">
-            <wp:posOffset>-65588</wp:posOffset>
+            <wp:posOffset>-48260</wp:posOffset>
           </wp:positionH>
           <wp:positionV relativeFrom="paragraph">
-            <wp:posOffset>-321310</wp:posOffset>
+            <wp:posOffset>-346873</wp:posOffset>
           </wp:positionV>
-          <wp:extent cx="990600" cy="609600"/>
-          <wp:effectExtent l="0" t="0" r="0" b="0"/>
+          <wp:extent cx="800477" cy="492601"/>
+          <wp:effectExtent l="0" t="0" r="0" b="3175"/>
           <wp:wrapNone/>
           <wp:docPr id="1317333430" name="Picture 1832731760" descr="A logo with a fleur de lis&#10;&#10;AI-generated content may be incorrect."/>
           <wp:cNvGraphicFramePr>
@@ -442,7 +393,7 @@
                 <pic:spPr>
                   <a:xfrm>
                     <a:off x="0" y="0"/>
-                    <a:ext cx="990600" cy="609600"/>
+                    <a:ext cx="800477" cy="492601"/>
                   </a:xfrm>
                   <a:prstGeom prst="rect">
                     <a:avLst/>

--- a/templates/docx_templates/hlp_master_template.docx
+++ b/templates/docx_templates/hlp_master_template.docx
@@ -28,6 +28,7 @@
           </w:tcPr>
           <w:p>
             <w:pPr>
+              <w:ind w:right="-4701"/>
               <w:rPr>
                 <w:rFonts w:ascii="Arial" w:hAnsi="Arial" w:cs="Arial"/>
                 <w:sz w:val="22"/>
@@ -183,17 +184,6 @@
     <w:p>
       <w:pPr>
         <w:rPr>
-          <w:rFonts w:ascii="Times New Roman" w:hAnsi="Times New Roman" w:cs="Times New Roman"/>
-          <w:color w:val="000000" w:themeColor="text1"/>
-          <w:w w:val="110"/>
-          <w:sz w:val="20"/>
-          <w:szCs w:val="20"/>
-        </w:rPr>
-      </w:pPr>
-    </w:p>
-    <w:p>
-      <w:pPr>
-        <w:rPr>
           <w:sz w:val="20"/>
           <w:szCs w:val="20"/>
         </w:rPr>
@@ -206,7 +196,7 @@
           <w:sz w:val="20"/>
           <w:szCs w:val="20"/>
         </w:rPr>
-        <w:t xml:space="preserve">{{ </w:t>
+        <w:t>{{ hlp.t</w:t>
       </w:r>
       <w:proofErr w:type="spellStart"/>
       <w:r>
@@ -217,7 +207,7 @@
           <w:sz w:val="20"/>
           <w:szCs w:val="20"/>
         </w:rPr>
-        <w:t>hlp.table</w:t>
+        <w:t>able</w:t>
       </w:r>
       <w:proofErr w:type="spellEnd"/>
       <w:r>
@@ -234,8 +224,8 @@
     <w:sectPr>
       <w:headerReference w:type="default" r:id="rId7"/>
       <w:footerReference w:type="default" r:id="rId8"/>
-      <w:pgSz w:w="15840" w:h="12240" w:orient="landscape"/>
-      <w:pgMar w:top="288" w:right="288" w:bottom="288" w:left="288" w:header="720" w:footer="720" w:gutter="0"/>
+      <w:pgSz w:w="20160" w:h="12240" w:orient="landscape"/>
+      <w:pgMar w:top="288" w:right="288" w:bottom="288" w:left="288" w:header="720" w:footer="576" w:gutter="0"/>
       <w:cols w:space="720"/>
       <w:docGrid w:linePitch="360"/>
     </w:sectPr>
@@ -356,7 +346,7 @@
         <w:noProof/>
       </w:rPr>
       <w:drawing>
-        <wp:anchor distT="0" distB="0" distL="114300" distR="114300" simplePos="0" relativeHeight="251658240" behindDoc="1" locked="0" layoutInCell="1" allowOverlap="1" wp14:anchorId="2C648F4C" wp14:editId="58358995">
+        <wp:anchor distT="0" distB="0" distL="114300" distR="114300" simplePos="0" relativeHeight="251658240" behindDoc="1" locked="0" layoutInCell="1" allowOverlap="1" wp14:anchorId="2C648F4C" wp14:editId="27D77563">
           <wp:simplePos x="0" y="0"/>
           <wp:positionH relativeFrom="column">
             <wp:posOffset>-48260</wp:posOffset>
